--- a/uploads/Proposta/Proposta_O BOTICÁRIO_.docx
+++ b/uploads/Proposta/Proposta_O BOTICÁRIO_.docx
@@ -944,7 +944,7 @@
           <w:sz w:val="24"/>
           <w:szCs w:val="24"/>
         </w:rPr>
-        <w:t xml:space="preserve">• 2 Coordenador Operacional 1, (MARCAÇÃO), 2 Diária(s), de: 07/08/2026 até: 08/08/2026</w:t>
+        <w:t xml:space="preserve">• 1 Coordenador Operacional 1, (MARCAÇÃO), 1 Diária(s), de: 07/08/2026 até: 07/08/2026</w:t>
       </w:r>
     </w:p>
     <w:p>
@@ -964,7 +964,7 @@
           <w:sz w:val="24"/>
           <w:szCs w:val="24"/>
         </w:rPr>
-        <w:t xml:space="preserve">• 8 Fiscal De MarcaçãO, 2 Diária(s), de: 07/08/2026 até: 08/08/2026</w:t>
+        <w:t xml:space="preserve">• 6 Fiscal De MarcaçãO, 1 Diária(s), de: 07/08/2026 até: 07/08/2026</w:t>
       </w:r>
     </w:p>
     <w:p>
@@ -1239,7 +1239,7 @@
           <w:sz w:val="24"/>
           <w:szCs w:val="24"/>
         </w:rPr>
-        <w:t xml:space="preserve">R$ 15.000,00</w:t>
+        <w:t xml:space="preserve">R$ 12.000,00</w:t>
       </w:r>
       <w:r>
         <w:rPr>
@@ -1418,7 +1418,7 @@
           <w:i/>
           <w:iCs/>
         </w:rPr>
-        <w:t xml:space="preserve">23/07/2026</w:t>
+        <w:t xml:space="preserve">05/08/2026</w:t>
       </w:r>
     </w:p>
     <w:p>
